--- a/tests/fixtures/loi_khoa_thay_vien.docx
+++ b/tests/fixtures/loi_khoa_thay_vien.docx
@@ -146,14 +146,14 @@
           <w:sz w:val="26"/>
           <w:szCs w:val="26"/>
         </w:rPr>
-        <w:t xml:space="preserve">Bộ môn phụ trách:</w:t>
+        <w:t xml:space="preserve">Khoa phụ trách:</w:t>
       </w:r>
       <w:r>
         <w:rPr>
           <w:sz w:val="26"/>
           <w:szCs w:val="26"/>
         </w:rPr>
-        <w:t xml:space="preserve"> Kinh tế và Quản lý</w:t>
+        <w:t xml:space="preserve"> Khoa Kinh tế liên ngành</w:t>
       </w:r>
     </w:p>
     <w:p>
@@ -178,7 +178,7 @@
           <w:sz w:val="26"/>
           <w:szCs w:val="26"/>
         </w:rPr>
-        <w:t xml:space="preserve"> Viện Kinh tế và Kinh doanh quốc tế</w:t>
+        <w:t xml:space="preserve"> Trường Kinh tế và Quản lý công</w:t>
       </w:r>
     </w:p>
     <w:p>
@@ -9505,7 +9505,7 @@
           <w:sz w:val="26"/>
           <w:szCs w:val="26"/>
         </w:rPr>
-        <w:t xml:space="preserve">Lưu ý: Các hoạt động kết nối thực tiễn và phương pháp kiểm tra đánh giá có thể linh hoạt theo điều kiện thực tế và quyết định của Bộ môn.</w:t>
+        <w:t xml:space="preserve">Lưu ý: Các hoạt động kết nối thực tiễn và phương pháp kiểm tra đánh giá có thể linh hoạt theo điều kiện thực tế và quyết định của Khoa.</w:t>
       </w:r>
     </w:p>
     <w:p>
@@ -10397,7 +10397,7 @@
                 <w:sz w:val="24"/>
                 <w:szCs w:val="24"/>
               </w:rPr>
-              <w:t xml:space="preserve">TRƯỞNG BỘ MÔN</w:t>
+              <w:t xml:space="preserve">TRƯỞNG KHOA</w:t>
             </w:r>
           </w:p>
           <w:p>
@@ -10463,7 +10463,7 @@
                 <w:sz w:val="24"/>
                 <w:szCs w:val="24"/>
               </w:rPr>
-              <w:t xml:space="preserve">VIỆN TRƯỞNG VIỆN KINH TẾ VÀ KINH DOANH QUỐC TẾ</w:t>
+              <w:t xml:space="preserve">HIỆU TRƯỞNG</w:t>
             </w:r>
           </w:p>
           <w:p>

--- a/tests/fixtures/loi_khoa_thay_vien.docx
+++ b/tests/fixtures/loi_khoa_thay_vien.docx
@@ -5012,7 +5012,7 @@
                 <w:sz w:val="24"/>
                 <w:szCs w:val="24"/>
               </w:rPr>
-              <w:t xml:space="preserve"/>
+              <w:t xml:space="preserve">Chuyên cần, Giữa kỳ, Cuối kỳ</w:t>
             </w:r>
           </w:p>
         </w:tc>
@@ -5507,7 +5507,7 @@
                 <w:sz w:val="24"/>
                 <w:szCs w:val="24"/>
               </w:rPr>
-              <w:t xml:space="preserve"/>
+              <w:t xml:space="preserve">Chuyên cần, Giữa kỳ, Cuối kỳ</w:t>
             </w:r>
           </w:p>
         </w:tc>
@@ -6002,7 +6002,7 @@
                 <w:sz w:val="24"/>
                 <w:szCs w:val="24"/>
               </w:rPr>
-              <w:t xml:space="preserve"/>
+              <w:t xml:space="preserve">Chuyên cần, Giữa kỳ, Cuối kỳ</w:t>
             </w:r>
           </w:p>
         </w:tc>
@@ -6497,7 +6497,7 @@
                 <w:sz w:val="24"/>
                 <w:szCs w:val="24"/>
               </w:rPr>
-              <w:t xml:space="preserve"/>
+              <w:t xml:space="preserve">Chuyên cần, Giữa kỳ, Cuối kỳ</w:t>
             </w:r>
           </w:p>
         </w:tc>
@@ -6992,7 +6992,7 @@
                 <w:sz w:val="24"/>
                 <w:szCs w:val="24"/>
               </w:rPr>
-              <w:t xml:space="preserve"/>
+              <w:t xml:space="preserve">Chuyên cần, Giữa kỳ, Cuối kỳ</w:t>
             </w:r>
           </w:p>
         </w:tc>
@@ -7487,7 +7487,7 @@
                 <w:sz w:val="24"/>
                 <w:szCs w:val="24"/>
               </w:rPr>
-              <w:t xml:space="preserve"/>
+              <w:t xml:space="preserve">Chuyên cần, Cuối kỳ</w:t>
             </w:r>
           </w:p>
         </w:tc>
@@ -7982,7 +7982,7 @@
                 <w:sz w:val="24"/>
                 <w:szCs w:val="24"/>
               </w:rPr>
-              <w:t xml:space="preserve"/>
+              <w:t xml:space="preserve">Chuyên cần, Cuối kỳ</w:t>
             </w:r>
           </w:p>
         </w:tc>
@@ -8477,7 +8477,7 @@
                 <w:sz w:val="24"/>
                 <w:szCs w:val="24"/>
               </w:rPr>
-              <w:t xml:space="preserve"/>
+              <w:t xml:space="preserve">Chuyên cần, Cuối kỳ</w:t>
             </w:r>
           </w:p>
         </w:tc>
@@ -8972,7 +8972,7 @@
                 <w:sz w:val="24"/>
                 <w:szCs w:val="24"/>
               </w:rPr>
-              <w:t xml:space="preserve"/>
+              <w:t xml:space="preserve">Chuyên cần, Cuối kỳ</w:t>
             </w:r>
           </w:p>
         </w:tc>
@@ -9467,7 +9467,7 @@
                 <w:sz w:val="24"/>
                 <w:szCs w:val="24"/>
               </w:rPr>
-              <w:t xml:space="preserve"/>
+              <w:t xml:space="preserve">Chuyên cần, Cuối kỳ</w:t>
             </w:r>
           </w:p>
         </w:tc>

--- a/tests/fixtures/loi_khoa_thay_vien.docx
+++ b/tests/fixtures/loi_khoa_thay_vien.docx
@@ -10445,12 +10445,6 @@
               <w:t xml:space="preserve"/>
             </w:r>
           </w:p>
-        </w:tc>
-        <w:tc>
-          <w:tcPr>
-            <w:tcW w:w="4758" w:type="dxa"/>
-            <w:vAlign w:val="top"/>
-          </w:tcPr>
           <w:p>
             <w:pPr>
               <w:spacing w:before="0" w:after="40" w:line="240" w:lineRule="auto"/>
@@ -10463,9 +10457,15 @@
                 <w:sz w:val="24"/>
                 <w:szCs w:val="24"/>
               </w:rPr>
-              <w:t xml:space="preserve">HIỆU TRƯỞNG</w:t>
-            </w:r>
-          </w:p>
+              <w:t xml:space="preserve">TS. Đỗ Ngọc Kiên</w:t>
+            </w:r>
+          </w:p>
+        </w:tc>
+        <w:tc>
+          <w:tcPr>
+            <w:tcW w:w="4758" w:type="dxa"/>
+            <w:vAlign w:val="top"/>
+          </w:tcPr>
           <w:p>
             <w:pPr>
               <w:spacing w:before="0" w:after="40" w:line="240" w:lineRule="auto"/>
@@ -10478,7 +10478,7 @@
                 <w:sz w:val="24"/>
                 <w:szCs w:val="24"/>
               </w:rPr>
-              <w:t xml:space="preserve"/>
+              <w:t xml:space="preserve">HIỆU TRƯỞNG</w:t>
             </w:r>
           </w:p>
           <w:p>
@@ -10509,6 +10509,36 @@
                 <w:szCs w:val="24"/>
               </w:rPr>
               <w:t xml:space="preserve"/>
+            </w:r>
+          </w:p>
+          <w:p>
+            <w:pPr>
+              <w:spacing w:before="0" w:after="40" w:line="240" w:lineRule="auto"/>
+              <w:jc w:val="center"/>
+            </w:pPr>
+            <w:r>
+              <w:rPr>
+                <w:b/>
+                <w:bCs/>
+                <w:sz w:val="24"/>
+                <w:szCs w:val="24"/>
+              </w:rPr>
+              <w:t xml:space="preserve"/>
+            </w:r>
+          </w:p>
+          <w:p>
+            <w:pPr>
+              <w:spacing w:before="0" w:after="40" w:line="240" w:lineRule="auto"/>
+              <w:jc w:val="center"/>
+            </w:pPr>
+            <w:r>
+              <w:rPr>
+                <w:b/>
+                <w:bCs/>
+                <w:sz w:val="24"/>
+                <w:szCs w:val="24"/>
+              </w:rPr>
+              <w:t xml:space="preserve">PGS. TS. Bùi Thị Lý</w:t>
             </w:r>
           </w:p>
         </w:tc>

--- a/tests/fixtures/loi_khoa_thay_vien.docx
+++ b/tests/fixtures/loi_khoa_thay_vien.docx
@@ -579,63 +579,6 @@
           <w:szCs w:val="26"/>
         </w:rPr>
         <w:t xml:space="preserve">Học phần cung cấp cho sinh viên những nguyên lý cơ bản của quản lý kinh tế ở cấp độ quốc gia: vì sao nhà nước can thiệp vào nền kinh tế, can thiệp bằng công cụ nào, và đánh giá kết quả can thiệp ra sao. Nội dung gồm bốn khối: bản chất và chức năng của quản lý kinh tế; các công cụ quản lý kinh tế vĩ mô; quản lý các thị trường và khu vực kinh tế; đánh giá hiệu lực và hiệu quả của chính sách kinh tế. Học phần kết hợp lý thuyết với các tình huống thực tế của Việt Nam để sinh viên vận dụng được khung phân tích vào các vấn đề quản lý kinh tế đương đại.</w:t>
-      </w:r>
-    </w:p>
-    <w:p>
-      <w:pPr>
-        <w:spacing w:before="0" w:after="60" w:line="276" w:lineRule="auto"/>
-        <w:jc w:val="both"/>
-      </w:pPr>
-      <w:r>
-        <w:rPr>
-          <w:b/>
-          <w:bCs/>
-          <w:sz w:val="26"/>
-          <w:szCs w:val="26"/>
-        </w:rPr>
-        <w:t xml:space="preserve">Mục tiêu đào tạo:</w:t>
-      </w:r>
-    </w:p>
-    <w:p>
-      <w:pPr>
-        <w:spacing w:before="0" w:after="120" w:line="276" w:lineRule="auto"/>
-        <w:ind w:left="360"/>
-        <w:jc w:val="both"/>
-      </w:pPr>
-      <w:r>
-        <w:rPr>
-          <w:sz w:val="26"/>
-          <w:szCs w:val="26"/>
-        </w:rPr>
-        <w:t xml:space="preserve">(1) Trang bị khung lý thuyết về vai trò và công cụ của nhà nước trong nền kinh tế.</w:t>
-      </w:r>
-    </w:p>
-    <w:p>
-      <w:pPr>
-        <w:spacing w:before="0" w:after="120" w:line="276" w:lineRule="auto"/>
-        <w:ind w:left="360"/>
-        <w:jc w:val="both"/>
-      </w:pPr>
-      <w:r>
-        <w:rPr>
-          <w:sz w:val="26"/>
-          <w:szCs w:val="26"/>
-        </w:rPr>
-        <w:t xml:space="preserve">(2) Rèn kỹ năng phân tích một chính sách kinh tế theo mục tiêu, công cụ và kết quả.</w:t>
-      </w:r>
-    </w:p>
-    <w:p>
-      <w:pPr>
-        <w:spacing w:before="0" w:after="120" w:line="276" w:lineRule="auto"/>
-        <w:ind w:left="360"/>
-        <w:jc w:val="both"/>
-      </w:pPr>
-      <w:r>
-        <w:rPr>
-          <w:sz w:val="26"/>
-          <w:szCs w:val="26"/>
-        </w:rPr>
-        <w:t xml:space="preserve">(3) Hình thành thái độ khách quan, dựa trên bằng chứng khi đánh giá chính sách.</w:t>
       </w:r>
     </w:p>
     <w:p>

--- a/tests/fixtures/loi_khoa_thay_vien.docx
+++ b/tests/fixtures/loi_khoa_thay_vien.docx
@@ -998,7 +998,7 @@
                 <w:sz w:val="24"/>
                 <w:szCs w:val="24"/>
               </w:rPr>
-              <w:t xml:space="preserve">X</w:t>
+              <w:t xml:space="preserve">2</w:t>
             </w:r>
           </w:p>
         </w:tc>
@@ -1017,7 +1017,7 @@
                 <w:sz w:val="24"/>
                 <w:szCs w:val="24"/>
               </w:rPr>
-              <w:t xml:space="preserve">X</w:t>
+              <w:t xml:space="preserve">3,A</w:t>
             </w:r>
           </w:p>
         </w:tc>
@@ -1173,7 +1173,7 @@
                 <w:sz w:val="24"/>
                 <w:szCs w:val="24"/>
               </w:rPr>
-              <w:t xml:space="preserve">X</w:t>
+              <w:t xml:space="preserve">3</w:t>
             </w:r>
           </w:p>
         </w:tc>
@@ -1192,7 +1192,7 @@
                 <w:sz w:val="24"/>
                 <w:szCs w:val="24"/>
               </w:rPr>
-              <w:t xml:space="preserve">X</w:t>
+              <w:t xml:space="preserve">3,A</w:t>
             </w:r>
           </w:p>
         </w:tc>
@@ -1348,7 +1348,7 @@
                 <w:sz w:val="24"/>
                 <w:szCs w:val="24"/>
               </w:rPr>
-              <w:t xml:space="preserve">X</w:t>
+              <w:t xml:space="preserve">3</w:t>
             </w:r>
           </w:p>
         </w:tc>
@@ -1367,7 +1367,7 @@
                 <w:sz w:val="24"/>
                 <w:szCs w:val="24"/>
               </w:rPr>
-              <w:t xml:space="preserve">X</w:t>
+              <w:t xml:space="preserve">2</w:t>
             </w:r>
           </w:p>
         </w:tc>
@@ -1405,7 +1405,7 @@
                 <w:sz w:val="24"/>
                 <w:szCs w:val="24"/>
               </w:rPr>
-              <w:t xml:space="preserve"/>
+              <w:t xml:space="preserve">1,A</w:t>
             </w:r>
           </w:p>
         </w:tc>
@@ -1542,7 +1542,7 @@
                 <w:sz w:val="24"/>
                 <w:szCs w:val="24"/>
               </w:rPr>
-              <w:t xml:space="preserve">X</w:t>
+              <w:t xml:space="preserve">2</w:t>
             </w:r>
           </w:p>
         </w:tc>
@@ -1561,7 +1561,7 @@
                 <w:sz w:val="24"/>
                 <w:szCs w:val="24"/>
               </w:rPr>
-              <w:t xml:space="preserve">X</w:t>
+              <w:t xml:space="preserve">2,A</w:t>
             </w:r>
           </w:p>
         </w:tc>
@@ -1736,7 +1736,7 @@
                 <w:sz w:val="24"/>
                 <w:szCs w:val="24"/>
               </w:rPr>
-              <w:t xml:space="preserve">X</w:t>
+              <w:t xml:space="preserve">3,A</w:t>
             </w:r>
           </w:p>
         </w:tc>
@@ -1801,7 +1801,7 @@
                 <w:sz w:val="24"/>
                 <w:szCs w:val="24"/>
               </w:rPr>
-              <w:t xml:space="preserve">3</w:t>
+              <w:t xml:space="preserve">3,A</w:t>
             </w:r>
           </w:p>
         </w:tc>
@@ -1822,7 +1822,7 @@
                 <w:sz w:val="24"/>
                 <w:szCs w:val="24"/>
               </w:rPr>
-              <w:t xml:space="preserve">3</w:t>
+              <w:t xml:space="preserve">3,A</w:t>
             </w:r>
           </w:p>
         </w:tc>
@@ -1885,7 +1885,7 @@
                 <w:sz w:val="24"/>
                 <w:szCs w:val="24"/>
               </w:rPr>
-              <w:t xml:space="preserve">2</w:t>
+              <w:t xml:space="preserve">2,A</w:t>
             </w:r>
           </w:p>
         </w:tc>
@@ -1906,7 +1906,7 @@
                 <w:sz w:val="24"/>
                 <w:szCs w:val="24"/>
               </w:rPr>
-              <w:t xml:space="preserve">3</w:t>
+              <w:t xml:space="preserve">3,A</w:t>
             </w:r>
           </w:p>
         </w:tc>

--- a/tests/fixtures/loi_khoa_thay_vien.docx
+++ b/tests/fixtures/loi_khoa_thay_vien.docx
@@ -1405,7 +1405,7 @@
                 <w:sz w:val="24"/>
                 <w:szCs w:val="24"/>
               </w:rPr>
-              <w:t xml:space="preserve">1,A</w:t>
+              <w:t xml:space="preserve"/>
             </w:r>
           </w:p>
         </w:tc>

--- a/tests/fixtures/loi_khoa_thay_vien.docx
+++ b/tests/fixtures/loi_khoa_thay_vien.docx
@@ -1017,7 +1017,7 @@
                 <w:sz w:val="24"/>
                 <w:szCs w:val="24"/>
               </w:rPr>
-              <w:t xml:space="preserve">3,A</w:t>
+              <w:t xml:space="preserve">3</w:t>
             </w:r>
           </w:p>
         </w:tc>
@@ -1192,7 +1192,7 @@
                 <w:sz w:val="24"/>
                 <w:szCs w:val="24"/>
               </w:rPr>
-              <w:t xml:space="preserve">3,A</w:t>
+              <w:t xml:space="preserve">3</w:t>
             </w:r>
           </w:p>
         </w:tc>
@@ -1561,7 +1561,7 @@
                 <w:sz w:val="24"/>
                 <w:szCs w:val="24"/>
               </w:rPr>
-              <w:t xml:space="preserve">2,A</w:t>
+              <w:t xml:space="preserve">2</w:t>
             </w:r>
           </w:p>
         </w:tc>
@@ -1736,7 +1736,7 @@
                 <w:sz w:val="24"/>
                 <w:szCs w:val="24"/>
               </w:rPr>
-              <w:t xml:space="preserve">3,A</w:t>
+              <w:t xml:space="preserve">3</w:t>
             </w:r>
           </w:p>
         </w:tc>
@@ -1885,7 +1885,7 @@
                 <w:sz w:val="24"/>
                 <w:szCs w:val="24"/>
               </w:rPr>
-              <w:t xml:space="preserve">2,A</w:t>
+              <w:t xml:space="preserve">2</w:t>
             </w:r>
           </w:p>
         </w:tc>

--- a/tests/fixtures/loi_khoa_thay_vien.docx
+++ b/tests/fixtures/loi_khoa_thay_vien.docx
@@ -1017,7 +1017,7 @@
                 <w:sz w:val="24"/>
                 <w:szCs w:val="24"/>
               </w:rPr>
-              <w:t xml:space="preserve">3</w:t>
+              <w:t xml:space="preserve"/>
             </w:r>
           </w:p>
         </w:tc>
@@ -1192,7 +1192,7 @@
                 <w:sz w:val="24"/>
                 <w:szCs w:val="24"/>
               </w:rPr>
-              <w:t xml:space="preserve">3</w:t>
+              <w:t xml:space="preserve"/>
             </w:r>
           </w:p>
         </w:tc>
@@ -1367,7 +1367,7 @@
                 <w:sz w:val="24"/>
                 <w:szCs w:val="24"/>
               </w:rPr>
-              <w:t xml:space="preserve">2</w:t>
+              <w:t xml:space="preserve"/>
             </w:r>
           </w:p>
         </w:tc>
@@ -1561,7 +1561,7 @@
                 <w:sz w:val="24"/>
                 <w:szCs w:val="24"/>
               </w:rPr>
-              <w:t xml:space="preserve">2</w:t>
+              <w:t xml:space="preserve"/>
             </w:r>
           </w:p>
         </w:tc>
@@ -1843,7 +1843,7 @@
                 <w:sz w:val="24"/>
                 <w:szCs w:val="24"/>
               </w:rPr>
-              <w:t xml:space="preserve">2</w:t>
+              <w:t xml:space="preserve"/>
             </w:r>
           </w:p>
         </w:tc>
@@ -1885,7 +1885,7 @@
                 <w:sz w:val="24"/>
                 <w:szCs w:val="24"/>
               </w:rPr>
-              <w:t xml:space="preserve">2</w:t>
+              <w:t xml:space="preserve"/>
             </w:r>
           </w:p>
         </w:tc>
